--- a/Test Plans/ADRF/ADRF6780.docx
+++ b/Test Plans/ADRF/ADRF6780.docx
@@ -1,6 +1,6 @@
 
 <file path=word/document.xml><?xml version="1.0" encoding="utf-8"?>
-<w:document xmlns:wpc="http://schemas.microsoft.com/office/word/2010/wordprocessingCanvas" xmlns:cx="http://schemas.microsoft.com/office/drawing/2014/chartex" xmlns:cx1="http://schemas.microsoft.com/office/drawing/2015/9/8/chartex" xmlns:cx2="http://schemas.microsoft.com/office/drawing/2015/10/21/chartex" xmlns:cx3="http://schemas.microsoft.com/office/drawing/2016/5/9/chartex" xmlns:cx4="http://schemas.microsoft.com/office/drawing/2016/5/10/chartex" xmlns:cx5="http://schemas.microsoft.com/office/drawing/2016/5/11/chartex" xmlns:cx6="http://schemas.microsoft.com/office/drawing/2016/5/12/chartex" xmlns:cx7="http://schemas.microsoft.com/office/drawing/2016/5/13/chartex" xmlns:cx8="http://schemas.microsoft.com/office/drawing/2016/5/14/chartex" xmlns:mc="http://schemas.openxmlformats.org/markup-compatibility/2006" xmlns:aink="http://schemas.microsoft.com/office/drawing/2016/ink" xmlns:am3d="http://schemas.microsoft.com/office/drawing/2017/model3d" xmlns:o="urn:schemas-microsoft-com:office:office" xmlns:oel="http://schemas.microsoft.com/office/2019/extlst" xmlns:r="http://schemas.openxmlformats.org/officeDocument/2006/relationships" xmlns:m="http://schemas.openxmlformats.org/officeDocument/2006/math" xmlns:v="urn:schemas-microsoft-com:vml" xmlns:wp14="http://schemas.microsoft.com/office/word/2010/wordprocessingDrawing" xmlns:wp="http://schemas.openxmlformats.org/drawingml/2006/wordprocessingDrawing" xmlns:w10="urn:schemas-microsoft-com:office:word" xmlns:w="http://schemas.openxmlformats.org/wordprocessingml/2006/main" xmlns:w14="http://schemas.microsoft.com/office/word/2010/wordml" xmlns:w15="http://schemas.microsoft.com/office/word/2012/wordml" xmlns:w16cex="http://schemas.microsoft.com/office/word/2018/wordml/cex" xmlns:w16cid="http://schemas.microsoft.com/office/word/2016/wordml/cid" xmlns:w16="http://schemas.microsoft.com/office/word/2018/wordml" xmlns:w16sdtdh="http://schemas.microsoft.com/office/word/2020/wordml/sdtdatahash" xmlns:w16se="http://schemas.microsoft.com/office/word/2015/wordml/symex" xmlns:wpg="http://schemas.microsoft.com/office/word/2010/wordprocessingGroup" xmlns:wpi="http://schemas.microsoft.com/office/word/2010/wordprocessingInk" xmlns:wne="http://schemas.microsoft.com/office/word/2006/wordml" xmlns:wps="http://schemas.microsoft.com/office/word/2010/wordprocessingShape" mc:Ignorable="w14 w15 w16se w16cid w16 w16cex w16sdtdh wp14">
+<w:document xmlns:wpc="http://schemas.microsoft.com/office/word/2010/wordprocessingCanvas" xmlns:cx="http://schemas.microsoft.com/office/drawing/2014/chartex" xmlns:cx1="http://schemas.microsoft.com/office/drawing/2015/9/8/chartex" xmlns:cx2="http://schemas.microsoft.com/office/drawing/2015/10/21/chartex" xmlns:cx3="http://schemas.microsoft.com/office/drawing/2016/5/9/chartex" xmlns:cx4="http://schemas.microsoft.com/office/drawing/2016/5/10/chartex" xmlns:cx5="http://schemas.microsoft.com/office/drawing/2016/5/11/chartex" xmlns:cx6="http://schemas.microsoft.com/office/drawing/2016/5/12/chartex" xmlns:cx7="http://schemas.microsoft.com/office/drawing/2016/5/13/chartex" xmlns:cx8="http://schemas.microsoft.com/office/drawing/2016/5/14/chartex" xmlns:mc="http://schemas.openxmlformats.org/markup-compatibility/2006" xmlns:aink="http://schemas.microsoft.com/office/drawing/2016/ink" xmlns:am3d="http://schemas.microsoft.com/office/drawing/2017/model3d" xmlns:o="urn:schemas-microsoft-com:office:office" xmlns:oel="http://schemas.microsoft.com/office/2019/extlst" xmlns:r="http://schemas.openxmlformats.org/officeDocument/2006/relationships" xmlns:m="http://schemas.openxmlformats.org/officeDocument/2006/math" xmlns:v="urn:schemas-microsoft-com:vml" xmlns:wp14="http://schemas.microsoft.com/office/word/2010/wordprocessingDrawing" xmlns:wp="http://schemas.openxmlformats.org/drawingml/2006/wordprocessingDrawing" xmlns:w10="urn:schemas-microsoft-com:office:word" xmlns:w="http://schemas.openxmlformats.org/wordprocessingml/2006/main" xmlns:w14="http://schemas.microsoft.com/office/word/2010/wordml" xmlns:w15="http://schemas.microsoft.com/office/word/2012/wordml" xmlns:w16cex="http://schemas.microsoft.com/office/word/2018/wordml/cex" xmlns:w16cid="http://schemas.microsoft.com/office/word/2016/wordml/cid" xmlns:w16="http://schemas.microsoft.com/office/word/2018/wordml" xmlns:w16du="http://schemas.microsoft.com/office/word/2023/wordml/word16du" xmlns:w16sdtdh="http://schemas.microsoft.com/office/word/2020/wordml/sdtdatahash" xmlns:w16sdtfl="http://schemas.microsoft.com/office/word/2024/wordml/sdtformatlock" xmlns:w16se="http://schemas.microsoft.com/office/word/2015/wordml/symex" xmlns:wpg="http://schemas.microsoft.com/office/word/2010/wordprocessingGroup" xmlns:wpi="http://schemas.microsoft.com/office/word/2010/wordprocessingInk" xmlns:wne="http://schemas.microsoft.com/office/word/2006/wordml" xmlns:wps="http://schemas.microsoft.com/office/word/2010/wordprocessingShape" mc:Ignorable="w14 w15 w16se w16cid w16 w16cex w16sdtdh w16sdtfl w16du wp14">
   <w:body>
     <w:p>
       <w:pPr>
@@ -127,6 +127,9 @@
       <w:r>
         <w:t>Connect the banana jacks as follows</w:t>
       </w:r>
+      <w:r>
+        <w:t xml:space="preserve"> </w:t>
+      </w:r>
     </w:p>
     <w:p>
       <w:pPr>
@@ -198,7 +201,7 @@
               <w:ind w:left="0"/>
             </w:pPr>
             <w:r>
-              <w:t>Red 3.3_6780</w:t>
+              <w:t>Red 5v</w:t>
             </w:r>
           </w:p>
         </w:tc>
@@ -234,10 +237,7 @@
               <w:ind w:left="0"/>
             </w:pPr>
             <w:r>
-              <w:t xml:space="preserve">Green </w:t>
-            </w:r>
-            <w:r>
-              <w:t>5v</w:t>
+              <w:t>Orange 3.3v_6780</w:t>
             </w:r>
           </w:p>
         </w:tc>
@@ -273,7 +273,10 @@
               <w:ind w:left="0"/>
             </w:pPr>
             <w:r>
-              <w:t>Purple 1.8v</w:t>
+              <w:t>Yellow</w:t>
+            </w:r>
+            <w:r>
+              <w:t xml:space="preserve"> 1.8v</w:t>
             </w:r>
           </w:p>
         </w:tc>
@@ -309,7 +312,10 @@
               <w:ind w:left="0"/>
             </w:pPr>
             <w:r>
-              <w:t>Yellow 3.3v</w:t>
+              <w:t>Green</w:t>
+            </w:r>
+            <w:r>
+              <w:t xml:space="preserve"> 3.3v</w:t>
             </w:r>
           </w:p>
         </w:tc>
@@ -342,7 +348,13 @@
               <w:ind w:left="0"/>
             </w:pPr>
             <w:r>
-              <w:t>Blue VATT</w:t>
+              <w:t xml:space="preserve">Blue </w:t>
+            </w:r>
+            <w:r>
+              <w:t xml:space="preserve">2.6v </w:t>
+            </w:r>
+            <w:r>
+              <w:t>VATT</w:t>
             </w:r>
           </w:p>
         </w:tc>
@@ -371,15 +383,7 @@
         </w:numPr>
       </w:pPr>
       <w:r>
-        <w:t xml:space="preserve">Open the </w:t>
-      </w:r>
-      <w:proofErr w:type="spellStart"/>
-      <w:r>
-        <w:t>Labview</w:t>
-      </w:r>
-      <w:proofErr w:type="spellEnd"/>
-      <w:r>
-        <w:t xml:space="preserve"> software</w:t>
+        <w:t>Open the Labview software</w:t>
       </w:r>
     </w:p>
     <w:p>
@@ -423,13 +427,8 @@
         </w:numPr>
       </w:pPr>
       <w:r>
-        <w:t xml:space="preserve">4163 </w:t>
-      </w:r>
-      <w:proofErr w:type="gramStart"/>
-      <w:r>
-        <w:t>tab</w:t>
-      </w:r>
-      <w:proofErr w:type="gramEnd"/>
+        <w:t>4163 tab</w:t>
+      </w:r>
     </w:p>
     <w:p>
       <w:pPr>
@@ -440,7 +439,13 @@
         </w:numPr>
       </w:pPr>
       <w:r>
-        <w:t>Channel 0: V = 3.5v, channel name = Yellow 3.3v</w:t>
+        <w:t xml:space="preserve">Channel 0: V = 3.5v, channel name = </w:t>
+      </w:r>
+      <w:r>
+        <w:t>Green</w:t>
+      </w:r>
+      <w:r>
+        <w:t xml:space="preserve"> 3.3v</w:t>
       </w:r>
     </w:p>
     <w:p>
@@ -452,7 +457,13 @@
         </w:numPr>
       </w:pPr>
       <w:r>
-        <w:t>Channel 1: V = 2.6v, channel name = VATT</w:t>
+        <w:t xml:space="preserve">Channel 1: V = 2.6v, channel name = </w:t>
+      </w:r>
+      <w:r>
+        <w:t xml:space="preserve">Blue 2.6v </w:t>
+      </w:r>
+      <w:r>
+        <w:t>VATT</w:t>
       </w:r>
     </w:p>
     <w:p>
@@ -480,7 +491,13 @@
         <w:t xml:space="preserve">Voltage = </w:t>
       </w:r>
       <w:r>
-        <w:t>3.3, channel name = Red 3.3v</w:t>
+        <w:t>5v</w:t>
+      </w:r>
+      <w:r>
+        <w:t xml:space="preserve">, channel name = Red </w:t>
+      </w:r>
+      <w:r>
+        <w:t>5v</w:t>
       </w:r>
     </w:p>
     <w:p>
@@ -504,7 +521,16 @@
         </w:numPr>
       </w:pPr>
       <w:r>
-        <w:t>Voltage = 5v, channel name = Green 5v</w:t>
+        <w:t xml:space="preserve">Voltage = </w:t>
+      </w:r>
+      <w:r>
+        <w:t>3.3</w:t>
+      </w:r>
+      <w:r>
+        <w:t xml:space="preserve">v, channel name = </w:t>
+      </w:r>
+      <w:r>
+        <w:t>Orange 3.3v_6780</w:t>
       </w:r>
     </w:p>
     <w:p>
@@ -528,7 +554,13 @@
         </w:numPr>
       </w:pPr>
       <w:r>
-        <w:t>Voltage = 1.8v, channel name = Purple 1.8v</w:t>
+        <w:t xml:space="preserve">Voltage = 1.8v, channel name = </w:t>
+      </w:r>
+      <w:r>
+        <w:t>Yellow</w:t>
+      </w:r>
+      <w:r>
+        <w:t xml:space="preserve"> 1.8v</w:t>
       </w:r>
     </w:p>
     <w:p>
@@ -654,7 +686,19 @@
         </w:numPr>
       </w:pPr>
       <w:r>
-        <w:t>The Yellow 3.3v &amp; Blue VATT should be ~0mA</w:t>
+        <w:t xml:space="preserve">The </w:t>
+      </w:r>
+      <w:r>
+        <w:t>Green</w:t>
+      </w:r>
+      <w:r>
+        <w:t xml:space="preserve"> 3.3v &amp; Blue</w:t>
+      </w:r>
+      <w:r>
+        <w:t xml:space="preserve"> 2.6v</w:t>
+      </w:r>
+      <w:r>
+        <w:t xml:space="preserve"> VATT should be ~0mA</w:t>
       </w:r>
     </w:p>
     <w:tbl>
@@ -678,7 +722,13 @@
               <w:t>Red</w:t>
             </w:r>
             <w:r>
-              <w:t xml:space="preserve"> 3.3v</w:t>
+              <w:t xml:space="preserve"> </w:t>
+            </w:r>
+            <w:r>
+              <w:t>5</w:t>
+            </w:r>
+            <w:r>
+              <w:t>v</w:t>
             </w:r>
           </w:p>
         </w:tc>
@@ -688,7 +738,13 @@
           </w:tcPr>
           <w:p>
             <w:r>
-              <w:t>Green 5v</w:t>
+              <w:t>Orange 3.3</w:t>
+            </w:r>
+            <w:r>
+              <w:t>v</w:t>
+            </w:r>
+            <w:r>
+              <w:t>_6780</w:t>
             </w:r>
           </w:p>
         </w:tc>
@@ -698,7 +754,10 @@
           </w:tcPr>
           <w:p>
             <w:r>
-              <w:t>Purple 1.8v</w:t>
+              <w:t>Yellow</w:t>
+            </w:r>
+            <w:r>
+              <w:t xml:space="preserve"> 1.8v</w:t>
             </w:r>
           </w:p>
         </w:tc>
@@ -710,16 +769,7 @@
           </w:tcPr>
           <w:p>
             <w:r>
-              <w:rPr>
-                <w:highlight w:val="red"/>
-              </w:rPr>
-              <w:t>~17.5mA</w:t>
-            </w:r>
-            <w:r>
-              <w:t xml:space="preserve"> was 300mA on board </w:t>
-            </w:r>
-            <w:r>
-              <w:t>1</w:t>
+              <w:t>~125mA</w:t>
             </w:r>
           </w:p>
         </w:tc>
@@ -729,7 +779,10 @@
           </w:tcPr>
           <w:p>
             <w:r>
-              <w:t>~125mA</w:t>
+              <w:t>~</w:t>
+            </w:r>
+            <w:r>
+              <w:t>~17.5mA was 300mA on board 1</w:t>
             </w:r>
           </w:p>
         </w:tc>
@@ -881,7 +934,13 @@
           </w:tcPr>
           <w:p>
             <w:r>
-              <w:t>Red 3.3v</w:t>
+              <w:t xml:space="preserve">Red </w:t>
+            </w:r>
+            <w:r>
+              <w:t>5</w:t>
+            </w:r>
+            <w:r>
+              <w:t>v</w:t>
             </w:r>
           </w:p>
         </w:tc>
@@ -891,7 +950,13 @@
           </w:tcPr>
           <w:p>
             <w:r>
-              <w:t>Green 5v</w:t>
+              <w:t>Orange 3.3</w:t>
+            </w:r>
+            <w:r>
+              <w:t>v</w:t>
+            </w:r>
+            <w:r>
+              <w:t>_6780</w:t>
             </w:r>
           </w:p>
         </w:tc>
@@ -901,7 +966,10 @@
           </w:tcPr>
           <w:p>
             <w:r>
-              <w:t>Purple 1.8v</w:t>
+              <w:t>Yellow</w:t>
+            </w:r>
+            <w:r>
+              <w:t xml:space="preserve"> 1.8v</w:t>
             </w:r>
           </w:p>
         </w:tc>
@@ -913,10 +981,7 @@
           </w:tcPr>
           <w:p>
             <w:r>
-              <w:t>~</w:t>
-            </w:r>
-            <w:r>
-              <w:t>500mA</w:t>
+              <w:t>~122mA</w:t>
             </w:r>
           </w:p>
         </w:tc>
@@ -926,13 +991,7 @@
           </w:tcPr>
           <w:p>
             <w:r>
-              <w:t>~12</w:t>
-            </w:r>
-            <w:r>
-              <w:t>2</w:t>
-            </w:r>
-            <w:r>
-              <w:t>mA</w:t>
+              <w:t>~500mA</w:t>
             </w:r>
           </w:p>
         </w:tc>
@@ -998,7 +1057,7 @@
 </file>
 
 <file path=word/numbering.xml><?xml version="1.0" encoding="utf-8"?>
-<w:numbering xmlns:wpc="http://schemas.microsoft.com/office/word/2010/wordprocessingCanvas" xmlns:cx="http://schemas.microsoft.com/office/drawing/2014/chartex" xmlns:cx1="http://schemas.microsoft.com/office/drawing/2015/9/8/chartex" xmlns:cx2="http://schemas.microsoft.com/office/drawing/2015/10/21/chartex" xmlns:cx3="http://schemas.microsoft.com/office/drawing/2016/5/9/chartex" xmlns:cx4="http://schemas.microsoft.com/office/drawing/2016/5/10/chartex" xmlns:cx5="http://schemas.microsoft.com/office/drawing/2016/5/11/chartex" xmlns:cx6="http://schemas.microsoft.com/office/drawing/2016/5/12/chartex" xmlns:cx7="http://schemas.microsoft.com/office/drawing/2016/5/13/chartex" xmlns:cx8="http://schemas.microsoft.com/office/drawing/2016/5/14/chartex" xmlns:mc="http://schemas.openxmlformats.org/markup-compatibility/2006" xmlns:aink="http://schemas.microsoft.com/office/drawing/2016/ink" xmlns:am3d="http://schemas.microsoft.com/office/drawing/2017/model3d" xmlns:o="urn:schemas-microsoft-com:office:office" xmlns:oel="http://schemas.microsoft.com/office/2019/extlst" xmlns:r="http://schemas.openxmlformats.org/officeDocument/2006/relationships" xmlns:m="http://schemas.openxmlformats.org/officeDocument/2006/math" xmlns:v="urn:schemas-microsoft-com:vml" xmlns:wp14="http://schemas.microsoft.com/office/word/2010/wordprocessingDrawing" xmlns:wp="http://schemas.openxmlformats.org/drawingml/2006/wordprocessingDrawing" xmlns:w10="urn:schemas-microsoft-com:office:word" xmlns:w="http://schemas.openxmlformats.org/wordprocessingml/2006/main" xmlns:w14="http://schemas.microsoft.com/office/word/2010/wordml" xmlns:w15="http://schemas.microsoft.com/office/word/2012/wordml" xmlns:w16cex="http://schemas.microsoft.com/office/word/2018/wordml/cex" xmlns:w16cid="http://schemas.microsoft.com/office/word/2016/wordml/cid" xmlns:w16="http://schemas.microsoft.com/office/word/2018/wordml" xmlns:w16sdtdh="http://schemas.microsoft.com/office/word/2020/wordml/sdtdatahash" xmlns:w16se="http://schemas.microsoft.com/office/word/2015/wordml/symex" xmlns:wpg="http://schemas.microsoft.com/office/word/2010/wordprocessingGroup" xmlns:wpi="http://schemas.microsoft.com/office/word/2010/wordprocessingInk" xmlns:wne="http://schemas.microsoft.com/office/word/2006/wordml" xmlns:wps="http://schemas.microsoft.com/office/word/2010/wordprocessingShape" mc:Ignorable="w14 w15 w16se w16cid w16 w16cex w16sdtdh wp14">
+<w:numbering xmlns:wpc="http://schemas.microsoft.com/office/word/2010/wordprocessingCanvas" xmlns:cx="http://schemas.microsoft.com/office/drawing/2014/chartex" xmlns:cx1="http://schemas.microsoft.com/office/drawing/2015/9/8/chartex" xmlns:cx2="http://schemas.microsoft.com/office/drawing/2015/10/21/chartex" xmlns:cx3="http://schemas.microsoft.com/office/drawing/2016/5/9/chartex" xmlns:cx4="http://schemas.microsoft.com/office/drawing/2016/5/10/chartex" xmlns:cx5="http://schemas.microsoft.com/office/drawing/2016/5/11/chartex" xmlns:cx6="http://schemas.microsoft.com/office/drawing/2016/5/12/chartex" xmlns:cx7="http://schemas.microsoft.com/office/drawing/2016/5/13/chartex" xmlns:cx8="http://schemas.microsoft.com/office/drawing/2016/5/14/chartex" xmlns:mc="http://schemas.openxmlformats.org/markup-compatibility/2006" xmlns:aink="http://schemas.microsoft.com/office/drawing/2016/ink" xmlns:am3d="http://schemas.microsoft.com/office/drawing/2017/model3d" xmlns:o="urn:schemas-microsoft-com:office:office" xmlns:oel="http://schemas.microsoft.com/office/2019/extlst" xmlns:r="http://schemas.openxmlformats.org/officeDocument/2006/relationships" xmlns:m="http://schemas.openxmlformats.org/officeDocument/2006/math" xmlns:v="urn:schemas-microsoft-com:vml" xmlns:wp14="http://schemas.microsoft.com/office/word/2010/wordprocessingDrawing" xmlns:wp="http://schemas.openxmlformats.org/drawingml/2006/wordprocessingDrawing" xmlns:w10="urn:schemas-microsoft-com:office:word" xmlns:w="http://schemas.openxmlformats.org/wordprocessingml/2006/main" xmlns:w14="http://schemas.microsoft.com/office/word/2010/wordml" xmlns:w15="http://schemas.microsoft.com/office/word/2012/wordml" xmlns:w16cex="http://schemas.microsoft.com/office/word/2018/wordml/cex" xmlns:w16cid="http://schemas.microsoft.com/office/word/2016/wordml/cid" xmlns:w16="http://schemas.microsoft.com/office/word/2018/wordml" xmlns:w16du="http://schemas.microsoft.com/office/word/2023/wordml/word16du" xmlns:w16sdtdh="http://schemas.microsoft.com/office/word/2020/wordml/sdtdatahash" xmlns:w16sdtfl="http://schemas.microsoft.com/office/word/2024/wordml/sdtformatlock" xmlns:w16se="http://schemas.microsoft.com/office/word/2015/wordml/symex" xmlns:wpg="http://schemas.microsoft.com/office/word/2010/wordprocessingGroup" xmlns:wpi="http://schemas.microsoft.com/office/word/2010/wordprocessingInk" xmlns:wne="http://schemas.microsoft.com/office/word/2006/wordml" xmlns:wps="http://schemas.microsoft.com/office/word/2010/wordprocessingShape" mc:Ignorable="w14 w15 w16se w16cid w16 w16cex w16sdtdh w16sdtfl w16du wp14">
   <w:abstractNum w:abstractNumId="0" w15:restartNumberingAfterBreak="0">
     <w:nsid w:val="12DD560D"/>
     <w:multiLevelType w:val="hybridMultilevel"/>
@@ -1386,7 +1445,7 @@
 </file>
 
 <file path=word/styles.xml><?xml version="1.0" encoding="utf-8"?>
-<w:styles xmlns:mc="http://schemas.openxmlformats.org/markup-compatibility/2006" xmlns:r="http://schemas.openxmlformats.org/officeDocument/2006/relationships" xmlns:w="http://schemas.openxmlformats.org/wordprocessingml/2006/main" xmlns:w14="http://schemas.microsoft.com/office/word/2010/wordml" xmlns:w15="http://schemas.microsoft.com/office/word/2012/wordml" xmlns:w16cex="http://schemas.microsoft.com/office/word/2018/wordml/cex" xmlns:w16cid="http://schemas.microsoft.com/office/word/2016/wordml/cid" xmlns:w16="http://schemas.microsoft.com/office/word/2018/wordml" xmlns:w16sdtdh="http://schemas.microsoft.com/office/word/2020/wordml/sdtdatahash" xmlns:w16se="http://schemas.microsoft.com/office/word/2015/wordml/symex" mc:Ignorable="w14 w15 w16se w16cid w16 w16cex w16sdtdh">
+<w:styles xmlns:mc="http://schemas.openxmlformats.org/markup-compatibility/2006" xmlns:r="http://schemas.openxmlformats.org/officeDocument/2006/relationships" xmlns:w="http://schemas.openxmlformats.org/wordprocessingml/2006/main" xmlns:w14="http://schemas.microsoft.com/office/word/2010/wordml" xmlns:w15="http://schemas.microsoft.com/office/word/2012/wordml" xmlns:w16cex="http://schemas.microsoft.com/office/word/2018/wordml/cex" xmlns:w16cid="http://schemas.microsoft.com/office/word/2016/wordml/cid" xmlns:w16="http://schemas.microsoft.com/office/word/2018/wordml" xmlns:w16du="http://schemas.microsoft.com/office/word/2023/wordml/word16du" xmlns:w16sdtdh="http://schemas.microsoft.com/office/word/2020/wordml/sdtdatahash" xmlns:w16sdtfl="http://schemas.microsoft.com/office/word/2024/wordml/sdtformatlock" xmlns:w16se="http://schemas.microsoft.com/office/word/2015/wordml/symex" mc:Ignorable="w14 w15 w16se w16cid w16 w16cex w16sdtdh w16sdtfl w16du">
   <w:docDefaults>
     <w:rPrDefault>
       <w:rPr>
@@ -1988,7 +2047,6 @@
   <w:style w:type="character" w:default="1" w:styleId="DefaultParagraphFont">
     <w:name w:val="Default Paragraph Font"/>
     <w:uiPriority w:val="1"/>
-    <w:semiHidden/>
     <w:unhideWhenUsed/>
   </w:style>
   <w:style w:type="table" w:default="1" w:styleId="TableNormal">
